--- a/Hotelero.docx
+++ b/Hotelero.docx
@@ -181,7 +181,7 @@
         <w:rPr>
           <w:rtl w:val="0"/>
         </w:rPr>
-        <w:t xml:space="preserve">, superficie, terraza, limpia, ocupada, </w:t>
+        <w:t xml:space="preserve">, superficie, terraza, limpia, libre, </w:t>
       </w:r>
       <w:r>
         <w:rPr>
@@ -390,6 +390,7 @@
         <w:rPr>
           <w:rtl w:val="0"/>
         </w:rPr>
+        <w:t xml:space="preserve">, totalFacturado, fechaFactura</w:t>
       </w:r>
     </w:p>
     <w:p>
@@ -617,7 +618,7 @@
         <w:rPr>
           <w:rtl w:val="0"/>
         </w:rPr>
-        <w:t xml:space="preserve">, numero, superficie, terraza, limpia, ocupada, </w:t>
+        <w:t xml:space="preserve">, numero, superficie, terraza, limpia, libre, </w:t>
       </w:r>
       <w:r>
         <w:rPr>
@@ -797,6 +798,7 @@
         <w:rPr>
           <w:rtl w:val="0"/>
         </w:rPr>
+        <w:t xml:space="preserve">, totalFacturado, fechaFactura</w:t>
       </w:r>
     </w:p>
     <w:p>
@@ -886,15 +888,7 @@
         <w:rPr>
           <w:rtl w:val="0"/>
         </w:rPr>
-        <w:t xml:space="preserve">(FK), fecha, cantidad, importe </w:t>
-      </w:r>
-      <w:r>
-        <w:br w:type="page"/>
-      </w:r>
-      <w:r>
-        <w:rPr>
-          <w:rtl w:val="0"/>
-        </w:rPr>
+        <w:t xml:space="preserve">(FK), fecha, cantidad, importe</w:t>
       </w:r>
     </w:p>
     <w:p>
